--- a/hin/docx/006.content.docx
+++ b/hin/docx/006.content.docx
@@ -1196,7 +1196,7 @@
         <w:rPr>
           <w:lang w:val="hi_IN" w:bidi="hi_IN"/>
         </w:rPr>
-        <w:t>2 इति 27:5–8</w:t>
+        <w:t>2 इति 26:5–8</w:t>
       </w:r>
       <w:r>
         <w:rPr>
